--- a/Lab1/README.docx
+++ b/Lab1/README.docx
@@ -6,91 +6,208 @@
       <w:pPr>
         <w:pStyle w:val="Heading1"/>
       </w:pPr>
+      <w:r>
+        <w:t>Nguyen Chi Bao-ITCSIU24008</w:t>
+      </w:r>
     </w:p>
     <w:p>
       <w:pPr>
         <w:pStyle w:val="Heading1"/>
       </w:pPr>
       <w:r>
-        <w:t>Nguyễn Chí Bảo-ITCSIU24008</w:t>
-      </w:r>
-    </w:p>
+        <w:t>Dong Duc Dung</w:t>
+      </w:r>
+      <w:r>
+        <w:t>-ITCSIU240</w:t>
+      </w:r>
+      <w:r>
+        <w:t>23</w:t>
+      </w:r>
+    </w:p>
+    <w:p/>
     <w:p>
       <w:pPr>
         <w:pStyle w:val="Heading1"/>
       </w:pPr>
-      <w:proofErr w:type="spellStart"/>
-      <w:r>
-        <w:t>Đồng</w:t>
-      </w:r>
-      <w:proofErr w:type="spellEnd"/>
-      <w:r>
-        <w:t xml:space="preserve"> Đức Dungx</w:t>
-      </w:r>
-      <w:r>
-        <w:t>-ITCSIU240</w:t>
-      </w:r>
-      <w:r>
-        <w:t>23</w:t>
-      </w:r>
-    </w:p>
-    <w:p/>
+    </w:p>
     <w:p>
       <w:pPr>
         <w:pStyle w:val="Heading1"/>
       </w:pPr>
-    </w:p>
+      <w:r>
+        <w:t>Food Ordering System — IT096IIU Lab 01 (Go Foundation)</w:t>
+      </w:r>
+    </w:p>
+    <w:p/>
+    <w:p>
+      <w:r>
+        <w:t>Báo cáo kỹ thuật và hướng dẫn sử dụng cho bài thực hành Lab 01, môn IT096IIU — Netcentric Programming, International University. Hệ thống mô phỏng một quy trình đặt món ăn (food ordering) tối giản cho một quán ăn trong khuôn viên trường, được dùng làm phương tiện để thực hành thiết kế dữ liệu (data design), slice/map trong Go, kiểm thử tự động (automated testing), và khả năng thích ứng khi yêu cầu thay đổi (requirement change adaptability).</w:t>
+      </w:r>
+    </w:p>
+    <w:p/>
     <w:p>
       <w:pPr>
-        <w:pStyle w:val="Heading1"/>
+        <w:pStyle w:val="Heading2"/>
       </w:pPr>
       <w:r>
-        <w:t>Property Calculator — Lab 01 Go Foundation</w:t>
+        <w:t>1. Giới thiệu (Introduction)</w:t>
       </w:r>
     </w:p>
     <w:p/>
     <w:p>
       <w:r>
-        <w:t>Công cụ phân tích bất động sản viết bằng Go thuần (chỉ dùng standard library),</w:t>
-      </w:r>
-    </w:p>
-    <w:p>
-      <w:r>
-        <w:t>gồm: so sánh giá, phân loại, tìm kiếm, thống kê theo quận, tính ROI, tính khoản</w:t>
-      </w:r>
-    </w:p>
-    <w:p>
-      <w:r>
-        <w:t>vay, khuyến nghị đầu tư, tối ưu danh mục, và một menu tương tác gói tất cả lại.</w:t>
-      </w:r>
-    </w:p>
-    <w:p/>
-    <w:p>
-      <w:r>
-        <w:t>Chi tiết thiết kế và lý do các quyết định kỹ thuật nằm ở `DESIGN_NOTE.md`.</w:t>
-      </w:r>
-    </w:p>
-    <w:p>
-      <w:r>
-        <w:t xml:space="preserve">File này chỉ tập trung vào </w:t>
+        <w:t xml:space="preserve">Lab này tuân theo quy trình 5 giai đoạn do đề bài quy định: </w:t>
       </w:r>
       <w:r>
         <w:rPr>
           <w:b/>
         </w:rPr>
-        <w:t>cách chạy</w:t>
-      </w:r>
-      <w:r>
-        <w:t xml:space="preserve"> và </w:t>
+        <w:t>THINK → BUILD → VERIFY → ADAPT → GROUP CHECK</w:t>
+      </w:r>
+      <w:r>
+        <w:t>, dựa trên nguyên tắc cốt lõi *"Think together. Build with AI. Verify together. Own the result."* Mỗi giai đoạn tương ứng với một tài liệu riêng trong repository này, để tách biệt rõ ràng giữa (a) đặc tả yêu cầu, (b) mã nguồn hiện thực, và (c) minh chứng kiểm thử/thích ứng — phục vụ cho việc đánh giá (assessment) theo từng mục tiêu độc lập.</w:t>
+      </w:r>
+    </w:p>
+    <w:p/>
+    <w:p>
+      <w:r>
+        <w:t>Phạm vi chức năng của hệ thống, theo đúng Scenario trong đề bài:</w:t>
+      </w:r>
+    </w:p>
+    <w:p/>
+    <w:p>
+      <w:r>
+        <w:t>Hiển thị các món ăn còn hàng (available).</w:t>
+      </w:r>
+    </w:p>
+    <w:p>
+      <w:r>
+        <w:t>Tìm món ăn theo tên.</w:t>
+      </w:r>
+    </w:p>
+    <w:p>
+      <w:r>
+        <w:t>Thêm món ăn vào một order.</w:t>
+      </w:r>
+    </w:p>
+    <w:p>
+      <w:r>
+        <w:t>Từ chối số lượng (quantity) không hợp lệ.</w:t>
+      </w:r>
+    </w:p>
+    <w:p>
+      <w:r>
+        <w:t>Từ chối món ăn không còn hàng.</w:t>
+      </w:r>
+    </w:p>
+    <w:p>
+      <w:r>
+        <w:t>Tính subtotal của order.</w:t>
+      </w:r>
+    </w:p>
+    <w:p>
+      <w:r>
+        <w:lastRenderedPageBreak/>
+        <w:t>Hiển thị order summary.</w:t>
+      </w:r>
+    </w:p>
+    <w:p>
+      <w:r>
+        <w:t>Áp dụng discount khi yêu cầu thay đổi.</w:t>
+      </w:r>
+    </w:p>
+    <w:p/>
+    <w:p>
+      <w:pPr>
+        <w:pStyle w:val="Heading2"/>
+      </w:pPr>
+      <w:r>
+        <w:t>2. Cấu trúc thư mục (Project structure)</w:t>
+      </w:r>
+    </w:p>
+    <w:p/>
+    <w:p>
+      <w:r>
+        <w:t>```</w:t>
+      </w:r>
+    </w:p>
+    <w:p>
+      <w:r>
+        <w:t>Lab1/</w:t>
+      </w:r>
+    </w:p>
+    <w:p>
+      <w:r>
+        <w:t>├── CLAUDE.md                                        # Kế hoạch chi tiết, dịch toàn bộ đề bài (mục 1-8)</w:t>
+      </w:r>
+    </w:p>
+    <w:p>
+      <w:r>
+        <w:t>├── README.md                                        # Tài liệu này</w:t>
+      </w:r>
+    </w:p>
+    <w:p>
+      <w:r>
+        <w:t>├── VERIFY.md                                        # Giai đoạn 4 — VERIFY: test case, defect injection, AI review</w:t>
+      </w:r>
+    </w:p>
+    <w:p>
+      <w:r>
+        <w:t>├── ADAPT.md                                         # Giai đoạn 5 — ADAPT: discount requirement, test, reflection</w:t>
+      </w:r>
+    </w:p>
+    <w:p>
+      <w:r>
+        <w:t>├── GROUP_CHECK.md                                   # Giai đoạn 6 — GROUP CHECK: chuẩn bị trả lời câu hỏi giảng viên</w:t>
+      </w:r>
+    </w:p>
+    <w:p>
+      <w:r>
+        <w:t>├── go.mod                                           # Khai báo Go module (module foodordering)</w:t>
+      </w:r>
+    </w:p>
+    <w:p>
+      <w:r>
+        <w:t>├── main.go                                          # Toàn bộ mã nguồn hiện thực (struct, slice, map, business logic, CLI)</w:t>
+      </w:r>
+    </w:p>
+    <w:p>
+      <w:r>
+        <w:t>├── main_test.go                                     # Bộ test tự động (go test), tương ứng các case VERIFY/ADAPT</w:t>
+      </w:r>
+    </w:p>
+    <w:p>
+      <w:r>
+        <w:t>└── IT096IIU_Lab01_Food_Ordering_Student (1).pdf      # Đề bài gốc do giảng viên cung cấp</w:t>
+      </w:r>
+    </w:p>
+    <w:p>
+      <w:r>
+        <w:t>```</w:t>
+      </w:r>
+    </w:p>
+    <w:p/>
+    <w:p>
+      <w:r>
+        <w:t xml:space="preserve">Nguyên tắc tổ chức: </w:t>
       </w:r>
       <w:r>
         <w:rPr>
           <w:b/>
         </w:rPr>
-        <w:t>từng file dùng để làm gì</w:t>
-      </w:r>
-      <w:r>
-        <w:t>.</w:t>
+        <w:t>mã nguồn</w:t>
+      </w:r>
+      <w:r>
+        <w:t xml:space="preserve"> (`main.go`, `main_test.go`) tách biệt hoàn toàn khỏi </w:t>
+      </w:r>
+      <w:r>
+        <w:rPr>
+          <w:b/>
+        </w:rPr>
+        <w:t>minh chứng và lập luận</w:t>
+      </w:r>
+      <w:r>
+        <w:t xml:space="preserve"> (`VERIFY.md`, `ADAPT.md`, `GROUP_CHECK.md`). Lựa chọn này phản ánh đúng cách Assessment (mục 8 trong `CLAUDE.md`) chấm điểm theo evidence của từng giai đoạn, không chỉ chấm sản phẩm cuối.</w:t>
       </w:r>
     </w:p>
     <w:p/>
@@ -99,18 +216,40 @@
         <w:pStyle w:val="Heading2"/>
       </w:pPr>
       <w:r>
-        <w:t>Yêu cầu</w:t>
+        <w:t>3. Yêu cầu hệ thống (Requirements)</w:t>
       </w:r>
     </w:p>
     <w:p/>
     <w:p>
       <w:r>
-        <w:t>Go &gt;= 1.21 (máy đang dùng `go1.27.1`).</w:t>
-      </w:r>
-    </w:p>
-    <w:p>
-      <w:r>
-        <w:t>Không cần cài thêm gì — module không có dependency ngoài.</w:t>
+        <w:t>Go ≥ 1.21 (dự án được phát triển và kiểm thử với `go1.27.1`).</w:t>
+      </w:r>
+    </w:p>
+    <w:p>
+      <w:r>
+        <w:t>Không có dependency ngoài; toàn bộ chương trình chỉ dùng Go standard library (`bufio`, `fmt`, `os`, `strconv`, `strings`).</w:t>
+      </w:r>
+    </w:p>
+    <w:p/>
+    <w:p>
+      <w:r>
+        <w:t>Kiểm tra Go đã cài đặt:</w:t>
+      </w:r>
+    </w:p>
+    <w:p/>
+    <w:p>
+      <w:r>
+        <w:t>```bash</w:t>
+      </w:r>
+    </w:p>
+    <w:p>
+      <w:r>
+        <w:t>go version</w:t>
+      </w:r>
+    </w:p>
+    <w:p>
+      <w:r>
+        <w:t>```</w:t>
       </w:r>
     </w:p>
     <w:p/>
@@ -119,129 +258,7 @@
         <w:pStyle w:val="Heading2"/>
       </w:pPr>
       <w:r>
-        <w:t>Cách chạy</w:t>
-      </w:r>
-    </w:p>
-    <w:p/>
-    <w:p>
-      <w:r>
-        <w:t>Từ thư mục `Lab1/`:</w:t>
-      </w:r>
-    </w:p>
-    <w:p/>
-    <w:p>
-      <w:r>
-        <w:t>```bash</w:t>
-      </w:r>
-    </w:p>
-    <w:p>
-      <w:r>
-        <w:t>go run .</w:t>
-      </w:r>
-    </w:p>
-    <w:p>
-      <w:r>
-        <w:lastRenderedPageBreak/>
-        <w:t>```</w:t>
-      </w:r>
-    </w:p>
-    <w:p/>
-    <w:p>
-      <w:r>
-        <w:t>Chương trình in menu tương tác:</w:t>
-      </w:r>
-    </w:p>
-    <w:p/>
-    <w:p>
-      <w:r>
-        <w:t>```</w:t>
-      </w:r>
-    </w:p>
-    <w:p>
-      <w:r>
-        <w:t>=== Property Analyzer Menu ===</w:t>
-      </w:r>
-    </w:p>
-    <w:p>
-      <w:r>
-        <w:t>View all properties</w:t>
-      </w:r>
-    </w:p>
-    <w:p>
-      <w:r>
-        <w:t>Search by budget</w:t>
-      </w:r>
-    </w:p>
-    <w:p>
-      <w:r>
-        <w:t>Investment analysis</w:t>
-      </w:r>
-    </w:p>
-    <w:p>
-      <w:r>
-        <w:t>Loan calculator</w:t>
-      </w:r>
-    </w:p>
-    <w:p>
-      <w:r>
-        <w:t>Get recommendations</w:t>
-      </w:r>
-    </w:p>
-    <w:p>
-      <w:r>
-        <w:t>Optimize portfolio</w:t>
-      </w:r>
-    </w:p>
-    <w:p>
-      <w:r>
-        <w:t>District analysis</w:t>
-      </w:r>
-    </w:p>
-    <w:p>
-      <w:r>
-        <w:t>Run all parts (demo Task 1.1 -&gt; 4.2)</w:t>
-      </w:r>
-    </w:p>
-    <w:p>
-      <w:r>
-        <w:t>0. Exit</w:t>
-      </w:r>
-    </w:p>
-    <w:p>
-      <w:r>
-        <w:t>```</w:t>
-      </w:r>
-    </w:p>
-    <w:p/>
-    <w:p>
-      <w:r>
-        <w:t>Nhập số rồi Enter để chọn mục. Các mục 2/4/5/6 sẽ hỏi thêm tham số (budget,</w:t>
-      </w:r>
-    </w:p>
-    <w:p>
-      <w:r>
-        <w:t>% trả trước, lãi suất, số năm...) — nhấn Enter rỗng để dùng giá trị mặc định</w:t>
-      </w:r>
-    </w:p>
-    <w:p>
-      <w:r>
-        <w:t>in sẵn trong prompt. Nhập `0` để thoát, hoặc `Ctrl+D` (EOF) để thoát an toàn</w:t>
-      </w:r>
-    </w:p>
-    <w:p>
-      <w:r>
-        <w:t>bất cứ lúc nào mà không bị treo.</w:t>
-      </w:r>
-    </w:p>
-    <w:p/>
-    <w:p>
-      <w:r>
-        <w:t>Muốn xem nhanh toàn bộ output của Part 1 → Part 4 mà không cần bấm từng mục,</w:t>
-      </w:r>
-    </w:p>
-    <w:p>
-      <w:r>
-        <w:t>chọn `8` trong menu.</w:t>
+        <w:t>4. Hướng dẫn sử dụng (Usage)</w:t>
       </w:r>
     </w:p>
     <w:p/>
@@ -250,7 +267,7 @@
         <w:pStyle w:val="Heading3"/>
       </w:pPr>
       <w:r>
-        <w:t>Build / kiểm tra tĩnh</w:t>
+        <w:t>4.1 Build</w:t>
       </w:r>
     </w:p>
     <w:p/>
@@ -261,23 +278,23 @@
     </w:p>
     <w:p>
       <w:r>
-        <w:t>go build ./...     # build toàn bộ, báo lỗi compile</w:t>
-      </w:r>
-    </w:p>
-    <w:p>
-      <w:r>
-        <w:lastRenderedPageBreak/>
-        <w:t>go vet ./...        # lint tĩnh của Go</w:t>
-      </w:r>
-    </w:p>
-    <w:p>
-      <w:r>
-        <w:t>gofmt -l .           # liệt kê file chưa format đúng chuẩn (không in gì là sạch)</w:t>
+        <w:t>cd Lab1</w:t>
+      </w:r>
+    </w:p>
+    <w:p>
+      <w:r>
+        <w:t>go build -o foodordering.exe .</w:t>
       </w:r>
     </w:p>
     <w:p>
       <w:r>
         <w:t>```</w:t>
+      </w:r>
+    </w:p>
+    <w:p/>
+    <w:p>
+      <w:r>
+        <w:t>Lệnh này biên dịch `main.go` thành file thực thi `foodordering.exe`. Vì `go.mod` đã khai báo module `foodordering`, không cần thiết lập `GOPATH` thủ công.</w:t>
       </w:r>
     </w:p>
     <w:p/>
@@ -286,7 +303,7 @@
         <w:pStyle w:val="Heading3"/>
       </w:pPr>
       <w:r>
-        <w:t>Chạy test</w:t>
+        <w:t>4.2 Chạy chương trình</w:t>
       </w:r>
     </w:p>
     <w:p/>
@@ -297,17 +314,280 @@
     </w:p>
     <w:p>
       <w:r>
-        <w:t>go test ./...        # chạy toàn bộ test, chỉ in PASS/FAIL</w:t>
-      </w:r>
-    </w:p>
-    <w:p>
-      <w:r>
-        <w:t>go test -v ./...     # chạy chi tiết từng subtest (dùng để đối chiếu TEST_RESULTS.md)</w:t>
+        <w:t>./foodordering.exe</w:t>
       </w:r>
     </w:p>
     <w:p>
       <w:r>
         <w:t>```</w:t>
+      </w:r>
+    </w:p>
+    <w:p/>
+    <w:p>
+      <w:r>
+        <w:t>Chương trình hiển thị một menu CLI dạng vòng lặp:</w:t>
+      </w:r>
+    </w:p>
+    <w:p/>
+    <w:p>
+      <w:r>
+        <w:t>```</w:t>
+      </w:r>
+    </w:p>
+    <w:p>
+      <w:r>
+        <w:t>Display available food</w:t>
+      </w:r>
+    </w:p>
+    <w:p>
+      <w:r>
+        <w:t>Search food by name</w:t>
+      </w:r>
+    </w:p>
+    <w:p>
+      <w:r>
+        <w:lastRenderedPageBreak/>
+        <w:t>Add food to order</w:t>
+      </w:r>
+    </w:p>
+    <w:p>
+      <w:r>
+        <w:t>Show order summary</w:t>
+      </w:r>
+    </w:p>
+    <w:p>
+      <w:r>
+        <w:t>Exit</w:t>
+      </w:r>
+    </w:p>
+    <w:p>
+      <w:r>
+        <w:t>Choose an option:</w:t>
+      </w:r>
+    </w:p>
+    <w:p>
+      <w:r>
+        <w:t>```</w:t>
+      </w:r>
+    </w:p>
+    <w:p/>
+    <w:p>
+      <w:r>
+        <w:rPr>
+          <w:b/>
+        </w:rPr>
+        <w:t>Lựa chọn 1 — Display available food.</w:t>
+      </w:r>
+      <w:r>
+        <w:t xml:space="preserve"> In toàn bộ món trong menu có `Available == true`, kèm tên, category và giá. Món `Available == false` (ví dụ "Fried Rice", "Cheesecake" trong dữ liệu mẫu) sẽ không xuất hiện.</w:t>
+      </w:r>
+    </w:p>
+    <w:p/>
+    <w:p>
+      <w:r>
+        <w:rPr>
+          <w:b/>
+        </w:rPr>
+        <w:t>Lựa chọn 2 — Search food by name.</w:t>
+      </w:r>
+      <w:r>
+        <w:t xml:space="preserve"> Nhập tên món (chính xác, phân biệt hoa thường). Nếu tìm thấy, in đầy đủ thông tin món kể cả trạng thái `Available`. Nếu không tìm thấy, in `"Food not found"` — không có lỗi runtime nào xảy ra.</w:t>
+      </w:r>
+    </w:p>
+    <w:p/>
+    <w:p>
+      <w:r>
+        <w:rPr>
+          <w:b/>
+        </w:rPr>
+        <w:t>Lựa chọn 3 — Add food to order.</w:t>
+      </w:r>
+      <w:r>
+        <w:t xml:space="preserve"> Nhập tên món, sau đó nhập quantity. Hệ thống kiểm tra theo thứ tự: món có tồn tại không → món có còn hàng không → quantity có hợp lệ (&gt; 0) không. Nếu một trong ba điều kiện sai, chương trình in dòng `Error: ...` mô tả rõ nguyên nhân và </w:t>
+      </w:r>
+      <w:r>
+        <w:rPr>
+          <w:b/>
+        </w:rPr>
+        <w:t>không</w:t>
+      </w:r>
+      <w:r>
+        <w:t xml:space="preserve"> thêm gì vào order.</w:t>
+      </w:r>
+    </w:p>
+    <w:p/>
+    <w:p>
+      <w:r>
+        <w:rPr>
+          <w:b/>
+        </w:rPr>
+        <w:t>Lựa chọn 4 — Show order summary.</w:t>
+      </w:r>
+      <w:r>
+        <w:t xml:space="preserve"> In từng dòng order (tên, quantity, tổng tiền dòng đó), sau đó in `Subtotal`, `Discount` (theo rule ADAPT: 10% nếu subtotal ≥ 300,000 VND), và `Final Total`.</w:t>
+      </w:r>
+    </w:p>
+    <w:p/>
+    <w:p>
+      <w:r>
+        <w:rPr>
+          <w:b/>
+        </w:rPr>
+        <w:t>Lựa chọn 5 — Exit.</w:t>
+      </w:r>
+      <w:r>
+        <w:t xml:space="preserve"> Kết thúc chương trình.</w:t>
+      </w:r>
+    </w:p>
+    <w:p/>
+    <w:p>
+      <w:pPr>
+        <w:pStyle w:val="Heading3"/>
+      </w:pPr>
+      <w:r>
+        <w:t>4.3 Ví dụ phiên làm việc</w:t>
+      </w:r>
+    </w:p>
+    <w:p/>
+    <w:p>
+      <w:r>
+        <w:t>```</w:t>
+      </w:r>
+    </w:p>
+    <w:p>
+      <w:r>
+        <w:t>Choose an option: 3</w:t>
+      </w:r>
+    </w:p>
+    <w:p>
+      <w:r>
+        <w:t>Enter food name: Chicken Rice</w:t>
+      </w:r>
+    </w:p>
+    <w:p>
+      <w:r>
+        <w:t>Enter quantity: 7</w:t>
+      </w:r>
+    </w:p>
+    <w:p>
+      <w:r>
+        <w:t>Added to order.</w:t>
+      </w:r>
+    </w:p>
+    <w:p/>
+    <w:p>
+      <w:r>
+        <w:lastRenderedPageBreak/>
+        <w:t>Choose an option: 3</w:t>
+      </w:r>
+    </w:p>
+    <w:p>
+      <w:r>
+        <w:t>Enter food name: Milk Tea</w:t>
+      </w:r>
+    </w:p>
+    <w:p>
+      <w:r>
+        <w:t>Enter quantity: 2</w:t>
+      </w:r>
+    </w:p>
+    <w:p>
+      <w:r>
+        <w:t>Added to order.</w:t>
+      </w:r>
+    </w:p>
+    <w:p/>
+    <w:p>
+      <w:r>
+        <w:t>Choose an option: 4</w:t>
+      </w:r>
+    </w:p>
+    <w:p>
+      <w:r>
+        <w:t>Order summary:</w:t>
+      </w:r>
+    </w:p>
+    <w:p>
+      <w:r>
+        <w:t>Chicken Rice x7 = 315000 VND</w:t>
+      </w:r>
+    </w:p>
+    <w:p>
+      <w:r>
+        <w:t>Milk Tea x2 = 50000 VND</w:t>
+      </w:r>
+    </w:p>
+    <w:p>
+      <w:r>
+        <w:t>Subtotal: 365000</w:t>
+      </w:r>
+    </w:p>
+    <w:p>
+      <w:r>
+        <w:t>Discount: 36500</w:t>
+      </w:r>
+    </w:p>
+    <w:p>
+      <w:r>
+        <w:t>Final Total: 328500</w:t>
+      </w:r>
+    </w:p>
+    <w:p>
+      <w:r>
+        <w:t>```</w:t>
+      </w:r>
+    </w:p>
+    <w:p/>
+    <w:p>
+      <w:pPr>
+        <w:pStyle w:val="Heading3"/>
+      </w:pPr>
+      <w:r>
+        <w:t>4.4 Chạy test tự động</w:t>
+      </w:r>
+    </w:p>
+    <w:p/>
+    <w:p>
+      <w:r>
+        <w:t>```bash</w:t>
+      </w:r>
+    </w:p>
+    <w:p>
+      <w:r>
+        <w:t>go test -v ./...</w:t>
+      </w:r>
+    </w:p>
+    <w:p>
+      <w:r>
+        <w:t>```</w:t>
+      </w:r>
+    </w:p>
+    <w:p/>
+    <w:p>
+      <w:r>
+        <w:t>In chi tiết từng test case cùng kết quả PASS/FAIL. Dùng `-run` để chạy một test cụ thể, ví dụ:</w:t>
+      </w:r>
+    </w:p>
+    <w:p/>
+    <w:p>
+      <w:r>
+        <w:t>```bash</w:t>
+      </w:r>
+    </w:p>
+    <w:p>
+      <w:r>
+        <w:t>go test -v -run TestDiscountAtThreshold ./...</w:t>
+      </w:r>
+    </w:p>
+    <w:p>
+      <w:r>
+        <w:t>```</w:t>
+      </w:r>
+    </w:p>
+    <w:p/>
+    <w:p>
+      <w:r>
+        <w:t>Toàn bộ kết quả test và quy trình defect injection/fix được ghi chi tiết trong `VERIFY.md`.</w:t>
       </w:r>
     </w:p>
     <w:p/>
@@ -316,7 +596,8 @@
         <w:pStyle w:val="Heading2"/>
       </w:pPr>
       <w:r>
-        <w:t>Cấu trúc file</w:t>
+        <w:lastRenderedPageBreak/>
+        <w:t>5. Thiết kế dữ liệu (Data design)</w:t>
       </w:r>
     </w:p>
     <w:p/>
@@ -325,304 +606,318 @@
         <w:pStyle w:val="Heading3"/>
       </w:pPr>
       <w:r>
-        <w:t>Code chính (`package main`, mọi file cộng lại chạy như một chương trình)</w:t>
+        <w:t>5.1 `FoodItem`</w:t>
       </w:r>
     </w:p>
     <w:p/>
     <w:p>
       <w:r>
-        <w:t>| File | Nội dung |</w:t>
-      </w:r>
-    </w:p>
-    <w:p>
-      <w:r>
-        <w:t>|---|---|</w:t>
-      </w:r>
-    </w:p>
-    <w:p>
-      <w:r>
-        <w:t>| `go.mod` | Khai báo module `property-calculator`, Go 1.27.1, không có dependency ngoài. |</w:t>
-      </w:r>
-    </w:p>
-    <w:p>
-      <w:r>
-        <w:t>| `property.go` | Struct `Property`, `LoanInfo`, `DistrictStats` và các method cốt lõi: `PricePerM2`, `IsAffordable`, `CalculateROI`, `InvestmentGrade`, `CalculateLoan`/`CalculateLoanChecked`, hàm `calculateMonthlyPayment` (công thức annuity). |</w:t>
-      </w:r>
-    </w:p>
-    <w:p>
-      <w:r>
-        <w:t>| `errors.go` | Các lỗi validate dùng chung (`errInvalidDownPayment`, `errInvalidInterestRate`, `errInvalidYears`) cho khoản vay và input. |</w:t>
-      </w:r>
-    </w:p>
-    <w:p>
-      <w:r>
-        <w:t>| `format.go` | Hàm format số/bảng: `formatPrice` (đơn vị tỷ/triệu/nghìn VND), `formatPriceDetailed` (giữ thêm số thập phân cho số cần chính xác), `formatVND` (dấu phẩy phân cách nghìn), `printHeader`, `printPropertyTable`. |</w:t>
-      </w:r>
-    </w:p>
-    <w:p>
-      <w:r>
-        <w:t>| `data.go` | Dữ liệu mẫu: 5 property (3 property gốc của đề + 2 thêm), `monthlyRents` tương ứng theo index, `premiumDistricts`, và bộ `pdfProperties`/`pdfRents` (đúng 3 property gốc, dùng cho các test case cần đối chiếu số liệu đề bài). |</w:t>
-      </w:r>
-    </w:p>
-    <w:p>
-      <w:r>
-        <w:t xml:space="preserve">| `part1_basics.go` | </w:t>
+        <w:t>```go</w:t>
+      </w:r>
+    </w:p>
+    <w:p>
+      <w:r>
+        <w:t>type FoodItem struct {</w:t>
+      </w:r>
+    </w:p>
+    <w:p>
+      <w:r>
+        <w:t xml:space="preserve">    Name      string</w:t>
+      </w:r>
+    </w:p>
+    <w:p>
+      <w:r>
+        <w:t xml:space="preserve">    Price     float64</w:t>
+      </w:r>
+    </w:p>
+    <w:p>
+      <w:r>
+        <w:t xml:space="preserve">    Category  string</w:t>
+      </w:r>
+    </w:p>
+    <w:p>
+      <w:r>
+        <w:t xml:space="preserve">    Available bool</w:t>
+      </w:r>
+    </w:p>
+    <w:p>
+      <w:r>
+        <w:t>}</w:t>
+      </w:r>
+    </w:p>
+    <w:p>
+      <w:r>
+        <w:t>```</w:t>
+      </w:r>
+    </w:p>
+    <w:p/>
+    <w:p>
+      <w:r>
+        <w:t>Bốn field đúng theo yêu cầu Scenario của đề bài, không mở rộng thêm field nào. `Price` dùng `float64` vì VND trong đề bài được biểu diễn dưới dạng số không có phần thập phân nhưng cần cộng/nhân với các hệ số không nguyên (ví dụ `DiscountRate = 0.10`).</w:t>
+      </w:r>
+    </w:p>
+    <w:p/>
+    <w:p>
+      <w:pPr>
+        <w:pStyle w:val="Heading3"/>
+      </w:pPr>
+      <w:r>
+        <w:t>5.2 `OrderLine` và `Order`</w:t>
+      </w:r>
+    </w:p>
+    <w:p/>
+    <w:p>
+      <w:r>
+        <w:t>```go</w:t>
+      </w:r>
+    </w:p>
+    <w:p>
+      <w:r>
+        <w:t>type OrderLine struct {</w:t>
+      </w:r>
+    </w:p>
+    <w:p>
+      <w:r>
+        <w:t xml:space="preserve">    Item     FoodItem</w:t>
+      </w:r>
+    </w:p>
+    <w:p>
+      <w:r>
+        <w:t xml:space="preserve">    Quantity int</w:t>
+      </w:r>
+    </w:p>
+    <w:p>
+      <w:r>
+        <w:t>}</w:t>
+      </w:r>
+    </w:p>
+    <w:p/>
+    <w:p>
+      <w:r>
+        <w:t>type Order struct {</w:t>
+      </w:r>
+    </w:p>
+    <w:p>
+      <w:r>
+        <w:t xml:space="preserve">    Lines []OrderLine</w:t>
+      </w:r>
+    </w:p>
+    <w:p>
+      <w:r>
+        <w:t>}</w:t>
+      </w:r>
+    </w:p>
+    <w:p>
+      <w:r>
+        <w:t>```</w:t>
+      </w:r>
+    </w:p>
+    <w:p/>
+    <w:p>
+      <w:r>
+        <w:lastRenderedPageBreak/>
+        <w:t xml:space="preserve">Quyết định thiết kế quan trọng nhất ở giai đoạn THINK: đề bài gợi ý ví dụ dùng hai slice song song, `[]FoodItem` và `[]int` (quantities), được truyền riêng vào `CalculateSubtotal`. Thiết kế này được đánh giá và </w:t>
       </w:r>
       <w:r>
         <w:rPr>
           <w:b/>
         </w:rPr>
-        <w:t>Part 1</w:t>
-      </w:r>
-      <w:r>
-        <w:t xml:space="preserve"> — Task 1.1 (so sánh giá/m² bằng biến rời, tìm giá thấp nhất) và Task 1.2 (`categorizeProperty`, đếm property theo hạng LUXURY/PREMIUM/STANDARD/BUDGET). |</w:t>
+        <w:t>không chọn</w:t>
+      </w:r>
+      <w:r>
+        <w:t>, vì hai slice độc lập có thể lệch độ dài nếu không được đồng bộ cẩn thận ở mọi điểm thêm/xóa — một lớp lỗi tiềm ẩn (độ dài không khớp) hoàn toàn có thể tránh được bằng cấu trúc dữ liệu khác.</w:t>
+      </w:r>
+    </w:p>
+    <w:p/>
+    <w:p>
+      <w:r>
+        <w:t>Thiết kế được chọn gộp `FoodItem` và `Quantity` của nó vào cùng một struct (`OrderLine`), và `Order` chỉ giữ một slice duy nhất `[]OrderLine`. Với cách này, mỗi phần tử của slice luôn tự mang đủ thông tin (món nào, bao nhiêu), nên không tồn tại trạng thái "lệch độ dài" giữa hai danh sách — bất biến (invariant) này được đảm bảo bởi cấu trúc dữ liệu, không phải bởi quy ước lập trình phải tuân thủ thủ công.</w:t>
+      </w:r>
+    </w:p>
+    <w:p/>
+    <w:p>
+      <w:pPr>
+        <w:pStyle w:val="Heading3"/>
+      </w:pPr>
+      <w:r>
+        <w:t>5.3 Slice và map</w:t>
+      </w:r>
+    </w:p>
+    <w:p/>
+    <w:p>
+      <w:r>
+        <w:t>Hệ thống dùng cả hai cấu trúc dữ liệu, mỗi cấu trúc phục vụ một mục đích riêng, không trùng lặp vai trò:</w:t>
+      </w:r>
+    </w:p>
+    <w:p/>
+    <w:p>
+      <w:r>
+        <w:t>| Cấu trúc | Biến | Vai trò |</w:t>
+      </w:r>
+    </w:p>
+    <w:p>
+      <w:r>
+        <w:t>|---|---|---|</w:t>
+      </w:r>
+    </w:p>
+    <w:p>
+      <w:r>
+        <w:t>| Slice | `menu []FoodItem` | Nguồn dữ liệu chính (source of truth), giữ thứ tự, dùng khi cần duyệt toàn bộ (hiển thị available food). |</w:t>
+      </w:r>
+    </w:p>
+    <w:p>
+      <w:r>
+        <w:t>| Map | `menuByName map[string]FoodItem` | Index tra cứu theo tên, dùng khi cần tìm một món cụ thể (search, validate trong add-to-order). Được build một lần từ `menu` khi khởi động. |</w:t>
+      </w:r>
+    </w:p>
+    <w:p/>
+    <w:p>
+      <w:r>
+        <w:t>Việc tách slice (duyệt tuần tự) và map (tra cứu theo khóa) phản ánh đúng hai pattern truy cập dữ liệu khác nhau trong ứng dụng: hiển thị toàn bộ (O(n), không tránh được) và tìm một phần tử theo tên (O(1) trung bình nhờ map, so với O(n) nếu phải duyệt slice mỗi lần).</w:t>
+      </w:r>
+    </w:p>
+    <w:p/>
+    <w:p>
+      <w:pPr>
+        <w:pStyle w:val="Heading2"/>
+      </w:pPr>
+      <w:r>
+        <w:t>6. Business logic (Các hàm chính)</w:t>
+      </w:r>
+    </w:p>
+    <w:p/>
+    <w:p>
+      <w:r>
+        <w:t>| Hàm | Trách nhiệm |</w:t>
+      </w:r>
+    </w:p>
+    <w:p>
+      <w:r>
+        <w:t>|---|---|</w:t>
+      </w:r>
+    </w:p>
+    <w:p>
+      <w:r>
+        <w:t>| `buildMenuByName` | Khởi tạo map tra cứu từ slice menu. |</w:t>
+      </w:r>
+    </w:p>
+    <w:p>
+      <w:r>
+        <w:t>| `DisplayAvailableFood` | Duyệt slice, in các món có `Available == true`. |</w:t>
       </w:r>
     </w:p>
     <w:p>
       <w:r>
         <w:lastRenderedPageBreak/>
-        <w:t xml:space="preserve">| `part2_collections.go` | </w:t>
+        <w:t>| `SearchFoodByName` | Tra map, trả `(FoodItem, bool)` theo idiom Go (ok-pattern), không panic khi không tìm thấy. |</w:t>
+      </w:r>
+    </w:p>
+    <w:p>
+      <w:r>
+        <w:t>| `IsValidQuantity` | Business rule duy nhất về quantity: chỉ `quantity &gt; 0` là hợp lệ. |</w:t>
+      </w:r>
+    </w:p>
+    <w:p>
+      <w:r>
+        <w:t>| `AddFoodToOrder` | Hàm tổng hợp mọi validation (not-found, unavailable, invalid quantity) trước khi mutate order; trả `error` mô tả rõ nguyên nhân nếu thất bại. |</w:t>
+      </w:r>
+    </w:p>
+    <w:p>
+      <w:r>
+        <w:t>| `CalculateSubtotal` | Cộng `Price × Quantity` qua toàn bộ `OrderLine` của order. |</w:t>
+      </w:r>
+    </w:p>
+    <w:p>
+      <w:r>
+        <w:t>| `CalculateDiscount` | Áp rule ADAPT: 10% nếu subtotal ≥ 300,000 VND, ngược lại 0. |</w:t>
+      </w:r>
+    </w:p>
+    <w:p>
+      <w:r>
+        <w:t>| `DisplayOrderSummary` | Kết hợp `CalculateSubtotal` và `CalculateDiscount` để in summary đầy đủ (từng dòng, Subtotal, Discount, Final Total). |</w:t>
+      </w:r>
+    </w:p>
+    <w:p/>
+    <w:p>
+      <w:r>
+        <w:t>Nguyên tắc phân chia trách nhiệm (separation of concerns) được áp dụng nhất quán: validation nằm trong `AddFoodToOrder`/`IsValidQuantity`, tính toán nằm trong `CalculateSubtotal`/`CalculateDiscount`, hiển thị nằm trong `DisplayAvailableFood`/`DisplayOrderSummary`, và điều phối input/output nằm riêng trong `main()`. Nhờ đó, toàn bộ logic nghiệp vụ có thể được kiểm thử bằng `go test` mà không cần giả lập input từ dòng lệnh (xem `main_test.go`).</w:t>
+      </w:r>
+    </w:p>
+    <w:p/>
+    <w:p>
+      <w:pPr>
+        <w:pStyle w:val="Heading2"/>
+      </w:pPr>
+      <w:r>
+        <w:t>7. Tài liệu liên quan (Related documents)</w:t>
+      </w:r>
+    </w:p>
+    <w:p/>
+    <w:p>
+      <w:r>
+        <w:t>| Tài liệu | Nội dung |</w:t>
+      </w:r>
+    </w:p>
+    <w:p>
+      <w:r>
+        <w:t>|---|---|</w:t>
+      </w:r>
+    </w:p>
+    <w:p>
+      <w:r>
+        <w:t>| [`CLAUDE.md`](./CLAUDE.md) | Kế hoạch chi tiết toàn bộ 8 mục của đề bài: Scenario, THINK, BUILD, VERIFY, ADAPT, GROUP CHECK, Submission, Assessment. |</w:t>
+      </w:r>
+    </w:p>
+    <w:p>
+      <w:r>
+        <w:t>| [`VERIFY.md`](./VERIFY.md) | Giai đoạn VERIFY: kết quả 7 test case bắt buộc, quy trình defect injection → identify → explain → fix → retest, và AI review của hàm `AddFoodToOrder`. |</w:t>
+      </w:r>
+    </w:p>
+    <w:p>
+      <w:r>
+        <w:t>| [`ADAPT.md`](./ADAPT.md) | Giai đoạn ADAPT: thay đổi code cho discount rule, 3 test case (dưới/đúng/trên ngưỡng), và reflection về khả năng mở rộng thiết kế. |</w:t>
+      </w:r>
+    </w:p>
+    <w:p>
+      <w:r>
+        <w:t>| [`GROUP_CHECK.md`](./GROUP_CHECK.md) | Chuẩn bị trả lời 8 possible challenge của giảng viên (giải thích struct, slice/map, hàm, edge case, fix bug, thêm search-by-category, giải thích phần AI-generated, đổi discount rule). |</w:t>
+      </w:r>
+    </w:p>
+    <w:p/>
+    <w:p>
+      <w:pPr>
+        <w:pStyle w:val="Heading2"/>
+      </w:pPr>
+      <w:r>
+        <w:t>8. Giới hạn phạm vi (Scope notes)</w:t>
+      </w:r>
+    </w:p>
+    <w:p/>
+    <w:p>
+      <w:r>
+        <w:lastRenderedPageBreak/>
+        <w:t xml:space="preserve">Theo đúng yêu cầu "tuyệt đối không được thêm bớt bất kỳ thứ gì" của đề bài, hệ thống </w:t>
       </w:r>
       <w:r>
         <w:rPr>
           <w:b/>
         </w:rPr>
-        <w:t>Part 2</w:t>
-      </w:r>
-      <w:r>
-        <w:t xml:space="preserve"> — Task 2.1 (`findPropertiesInBudget`, `findPropertiesByBedrooms`, `findPropertiesByDistrict`) và Task 2.2 (`analyzeByDistrict`, `calculateDistrictStats` — thống kê và sort theo giá trung bình giảm dần). |</w:t>
-      </w:r>
-    </w:p>
-    <w:p>
-      <w:r>
-        <w:t xml:space="preserve">| `part3_investment.go` | </w:t>
+        <w:t>không</w:t>
+      </w:r>
+      <w:r>
+        <w:t xml:space="preserve"> bao gồm các mục thuộc phần Homework (mục 9 trong đề: customer type Regular/Member, order type Pickup/Delivery) vì đó là phần gia hạn một tuần riêng, không thuộc phạm vi buổi lab 150 phút. Hàm `SearchFoodByCategory` được nêu trong `GROUP_CHECK.md` mục 6.6 chỉ là ví dụ chuẩn bị sẵn cho câu hỏi "Add search by category" của giảng viên, và </w:t>
       </w:r>
       <w:r>
         <w:rPr>
           <w:b/>
         </w:rPr>
-        <w:t>Part 3</w:t>
-      </w:r>
-      <w:r>
-        <w:t xml:space="preserve"> — Task 3.1 (`findBestInvestment`/`findBestInvestmentROI`) và Task 3.2 (`runLoanAnalysis` — in bảng khoản vay cho mọi property theo tham số). |</w:t>
-      </w:r>
-    </w:p>
-    <w:p>
-      <w:r>
-        <w:t xml:space="preserve">| `part4_logic.go` | </w:t>
-      </w:r>
-      <w:r>
-        <w:rPr>
-          <w:b/>
-        </w:rPr>
-        <w:t>Part 4</w:t>
-      </w:r>
-      <w:r>
-        <w:t xml:space="preserve"> — Task 4.1 (`recommendProperty` bản gốc, `smartRecommendProperty` có bonus/warning) và Task 4.2 (`optimizePortfolio`/`optimizePortfolioWithRents` — chọn danh mục greedy theo ROI trong giới hạn budget). |</w:t>
-      </w:r>
-    </w:p>
-    <w:p>
-      <w:r>
-        <w:t xml:space="preserve">| `main.go` | </w:t>
-      </w:r>
-      <w:r>
-        <w:rPr>
-          <w:b/>
-        </w:rPr>
-        <w:t>Part 5</w:t>
-      </w:r>
-      <w:r>
-        <w:t xml:space="preserve"> — menu tương tác dùng `bufio.Reader` (không dùng `fmt.Scanln` vì gây loop vô hạn khi nhập chữ), các hàm đọc input an toàn `readLine`/`readInt`/`readFloat`, và các handler cho từng mục menu. |</w:t>
+        <w:t>chưa</w:t>
+      </w:r>
+      <w:r>
+        <w:t xml:space="preserve"> được thêm vào `main.go`, vì đó là một possible challenge trong GROUP CHECK, không phải yêu cầu bắt buộc của BUILD.</w:t>
       </w:r>
     </w:p>
     <w:p/>
-    <w:p>
-      <w:pPr>
-        <w:pStyle w:val="Heading3"/>
-      </w:pPr>
-      <w:r>
-        <w:t>Test (`go test ./...`)</w:t>
-      </w:r>
-    </w:p>
-    <w:p/>
-    <w:p>
-      <w:r>
-        <w:t>| File | Nội dung |</w:t>
-      </w:r>
-    </w:p>
-    <w:p>
-      <w:r>
-        <w:t>|---|---|</w:t>
-      </w:r>
-    </w:p>
-    <w:p>
-      <w:r>
-        <w:t>| `property_test.go` | Test các method trên `Property` và `LoanInfo`: `PricePerM2`, `IsAffordable`, `CalculateROI`, `InvestmentGrade`, `calculateMonthlyPayment`, `CalculateLoan`/`CalculateLoanChecked`. |</w:t>
-      </w:r>
-    </w:p>
-    <w:p>
-      <w:r>
-        <w:t>| `format_test.go` | Test `formatPrice`, `formatPriceDetailed`, `formatVND` — bảng test theo từng nhánh đơn vị (tỷ/triệu/nghìn/đồng) và biên. |</w:t>
-      </w:r>
-    </w:p>
-    <w:p>
-      <w:r>
-        <w:t>| `collections_test.go` | Test `findPropertiesInBudget`, `findPropertiesByBedrooms`, `findPropertiesByDistrict`, `analyzeByDistrict`, `calculateDistrictStats` (bao gồm case rỗng và thứ tự sort). |</w:t>
-      </w:r>
-    </w:p>
-    <w:p>
-      <w:r>
-        <w:t>| `logic_test.go` | Test `recommendProperty`, `smartRecommendProperty`, `optimizePortfolio`/`optimizePortfolioWithRents` — gồm case bắt buộc của đề (budget 8 tỷ chọn cả 3 property) và test slice gốc không bị mutate sau khi sort. |</w:t>
-      </w:r>
-    </w:p>
-    <w:p>
-      <w:r>
-        <w:t>| `main_test.go` | Test các hàm parse input (`readInt`, `readFloat` qua giả lập reader) và `isEOF`. |</w:t>
-      </w:r>
-    </w:p>
-    <w:p/>
-    <w:p>
-      <w:pPr>
-        <w:pStyle w:val="Heading3"/>
-      </w:pPr>
-      <w:r>
-        <w:t>Deliverable bắt buộc (markdown, không phải code)</w:t>
-      </w:r>
-    </w:p>
-    <w:p/>
-    <w:p>
-      <w:r>
-        <w:t>| File | Nội dung |</w:t>
-      </w:r>
-    </w:p>
-    <w:p>
-      <w:r>
-        <w:t>|---|---|</w:t>
-      </w:r>
-    </w:p>
-    <w:p>
-      <w:r>
-        <w:lastRenderedPageBreak/>
-        <w:t>| `TEST_RESULTS.md` | Bảng test case kèm output thật của `go test -v ./...`, cộng bảng test tay cho menu (8 case tương tác) với cột pass/fail. |</w:t>
-      </w:r>
-    </w:p>
-    <w:p>
-      <w:r>
-        <w:t>| `DESIGN_NOTE.md` | Giải thích lý do thiết kế: vì sao tách file theo part, vì sao `calculateDistrictStats` trả `[]DistrictStats` thay vì map, vì sao dùng value receiver, cách xử lý lỗi, và 3 chỗ cố ý lệch so với PDF gốc. |</w:t>
-      </w:r>
-    </w:p>
-    <w:p>
-      <w:r>
-        <w:t>| `AI_LOG.md` | Log các lần trao đổi với AI trong lúc làm lab — prompt, AI trả gì, giữ/sửa/bỏ và lý do, cách đã verify lại. |</w:t>
-      </w:r>
-    </w:p>
-    <w:p>
-      <w:r>
-        <w:t>| `REFLECTION.md` | Bài phản tư theo khung ADAPT (Ask – Discover – Apply – Practice – Teach). |</w:t>
-      </w:r>
-    </w:p>
-    <w:p/>
-    <w:p>
-      <w:pPr>
-        <w:pStyle w:val="Heading3"/>
-      </w:pPr>
-      <w:r>
-        <w:t>Khác</w:t>
-      </w:r>
-    </w:p>
-    <w:p/>
-    <w:p>
-      <w:r>
-        <w:t>| File | Nội dung |</w:t>
-      </w:r>
-    </w:p>
-    <w:p>
-      <w:r>
-        <w:t>|---|---|</w:t>
-      </w:r>
-    </w:p>
-    <w:p>
-      <w:r>
-        <w:t>| `CLAUDE.md` | Kế hoạch triển khai chi tiết ban đầu cho lab này (bám theo `lab1-go-foundation.pdf`) — nguồn tham chiếu khi cần đối chiếu lại yêu cầu đề bài. |</w:t>
-      </w:r>
-    </w:p>
-    <w:p>
-      <w:r>
-        <w:t>| `lab1-go-foundation.pdf` | Đề bài gốc của lab. |</w:t>
-      </w:r>
-    </w:p>
-    <w:p/>
-    <w:p>
-      <w:pPr>
-        <w:pStyle w:val="Heading2"/>
-      </w:pPr>
-      <w:r>
-        <w:t>Dữ liệu mẫu</w:t>
-      </w:r>
-    </w:p>
-    <w:p/>
-    <w:p>
-      <w:r>
-        <w:t>5 property trong `data.go` (3 đầu lấy từ đề, 2 sau thêm để Part 1/2 có đủ số liệu):</w:t>
-      </w:r>
-    </w:p>
-    <w:p/>
-    <w:p>
-      <w:r>
-        <w:t>| Name | Price (VND) | Area (m²) | Bedrooms | District |</w:t>
-      </w:r>
-    </w:p>
-    <w:p>
-      <w:r>
-        <w:t>|---|---|---|---|---|</w:t>
-      </w:r>
-    </w:p>
-    <w:p>
-      <w:r>
-        <w:t>| Saigon Apartment | 2,500,000,000 | 75.5 | 2 | District 1 |</w:t>
-      </w:r>
-    </w:p>
-    <w:p>
-      <w:r>
-        <w:t>| HCMC House | 4,200,000,000 | 120.0 | 3 | District 7 |</w:t>
-      </w:r>
-    </w:p>
-    <w:p>
-      <w:r>
-        <w:t>| Budget Studio | 800,000,000 | 35.0 | 1 | Binh Thanh |</w:t>
-      </w:r>
-    </w:p>
-    <w:p>
-      <w:r>
-        <w:t>| Thao Dien Villa | 9,500,000,000 | 145.0 | 4 | District 2 |</w:t>
-      </w:r>
-    </w:p>
-    <w:p>
-      <w:r>
-        <w:t>| Ben Thanh Penthouse | 6,800,000,000 | 98.0 | 3 | District 1 |</w:t>
-      </w:r>
-    </w:p>
-    <w:p/>
-    <w:p>
-      <w:pPr>
-        <w:pStyle w:val="Heading2"/>
-      </w:pPr>
-      <w:r>
-        <w:t>Lưu ý khi chạy trên Windows</w:t>
-      </w:r>
-    </w:p>
-    <w:p/>
-    <w:p>
-      <w:r>
-        <w:lastRenderedPageBreak/>
-        <w:t>File dùng ký tự UTF-8 (`²`, tiếng Việt có dấu). Nếu terminal in sai ký tự, chạy</w:t>
-      </w:r>
-    </w:p>
-    <w:p>
-      <w:r>
-        <w:t>`chcp 65001` trước khi `go run .`.</w:t>
-      </w:r>
-    </w:p>
     <w:sectPr>
       <w:pgSz w:w="12240" w:h="15840"/>
       <w:pgMar w:top="1440" w:right="1800" w:bottom="1440" w:left="1800" w:header="720" w:footer="720" w:gutter="0"/>
@@ -806,31 +1101,31 @@
       </w:rPr>
     </w:lvl>
   </w:abstractNum>
-  <w:num w:numId="1" w16cid:durableId="803544846">
+  <w:num w:numId="1" w16cid:durableId="1483231570">
     <w:abstractNumId w:val="8"/>
   </w:num>
-  <w:num w:numId="2" w16cid:durableId="29649951">
+  <w:num w:numId="2" w16cid:durableId="1150053610">
     <w:abstractNumId w:val="6"/>
   </w:num>
-  <w:num w:numId="3" w16cid:durableId="933785596">
+  <w:num w:numId="3" w16cid:durableId="600065412">
     <w:abstractNumId w:val="5"/>
   </w:num>
-  <w:num w:numId="4" w16cid:durableId="1305038763">
+  <w:num w:numId="4" w16cid:durableId="674191682">
     <w:abstractNumId w:val="4"/>
   </w:num>
-  <w:num w:numId="5" w16cid:durableId="1829666714">
+  <w:num w:numId="5" w16cid:durableId="1464731139">
     <w:abstractNumId w:val="7"/>
   </w:num>
-  <w:num w:numId="6" w16cid:durableId="1549142053">
+  <w:num w:numId="6" w16cid:durableId="2054694307">
     <w:abstractNumId w:val="3"/>
   </w:num>
-  <w:num w:numId="7" w16cid:durableId="838622082">
+  <w:num w:numId="7" w16cid:durableId="1173035650">
     <w:abstractNumId w:val="2"/>
   </w:num>
-  <w:num w:numId="8" w16cid:durableId="1780442312">
+  <w:num w:numId="8" w16cid:durableId="898973894">
     <w:abstractNumId w:val="1"/>
   </w:num>
-  <w:num w:numId="9" w16cid:durableId="644311966">
+  <w:num w:numId="9" w16cid:durableId="1629123205">
     <w:abstractNumId w:val="0"/>
   </w:num>
 </w:numbering>
